--- a/business/pricing.docx
+++ b/business/pricing.docx
@@ -589,10 +589,7 @@
         <w:pStyle w:val="ListBullet"/>
       </w:pPr>
       <w:r>
-        <w:rPr>
-          <w:sz w:val="22"/>
-        </w:rPr>
-        <w:t>Uso promedio estimado por developer Pro: 30 análisis/mes (hipótesis a validar en F6-F8). Costo variable mensual ≈ $0.78/dev.</w:t>
+        <w:t>Uso promedio estimado por developer Pro: 30 análisis/mes (hipótesis original del backlog F4-F8). Las 3 entrevistas no cuantificaron análisis/mes; sí cuantificaron tiempo invertido (1 / 10 / 15-20 h/mes), del que se infiere que 30 análisis/mes es razonable como cota media. Validar con uso real en pilotos. Costo variable mensual ≈ $0.78/dev.</w:t>
       </w:r>
     </w:p>
     <w:p>
@@ -754,10 +751,7 @@
         <w:pStyle w:val="ListBullet"/>
       </w:pPr>
       <w:r>
-        <w:rPr>
-          <w:sz w:val="22"/>
-        </w:rPr>
-        <w:t>Validación pendiente: estos precios no están validados con paying customers. F6-F8 deben probar el rango — si el moda en LATAM es $15, ajustar Pro a $19.</w:t>
+        <w:t>Validación pendiente / hecha: estos precios no se han probado con paying customers (la prueba real es post-Demo Day). Señales de las 3 entrevistas: Raúl (F8, tech lead fintech) validó explícitamente $200/mes — 'yo la compraría sin pensarlo' — y declaró autonomía de compra hasta $500/mes. Carlos (F6) y Jos (F7) no objetaron el rango $50-200/BD. Decisión: mantener Pro $29 y Team $49. El plan B '$19' queda como contingencia para casos sin autonomía de compra del dev.</w:t>
       </w:r>
     </w:p>
     <w:p>
